--- a/3. Project Design Phase/Solution Architecture/Solution Architecture.docx
+++ b/3. Project Design Phase/Solution Architecture/Solution Architecture.docx
@@ -107,7 +107,7 @@
           </w:tcPr>
           <w:p>
             <w:r>
-              <w:t>SWTID-2026-8273</w:t>
+              <w:t>SWUID2026286057</w:t>
             </w:r>
           </w:p>
         </w:tc>
